--- a/docs/需求分析文档（规范版）.docx
+++ b/docs/需求分析文档（规范版）.docx
@@ -5667,7 +5667,7 @@
       <w:r>
         <w:drawing>
           <wp:inline xmlns:a="http://schemas.openxmlformats.org/drawingml/2006/main" xmlns:pic="http://schemas.openxmlformats.org/drawingml/2006/picture">
-            <wp:extent cx="6583680" cy="4572000"/>
+            <wp:extent cx="5029200" cy="3492500"/>
             <wp:docPr id="1" name="Picture 1"/>
             <wp:cNvGraphicFramePr>
               <a:graphicFrameLocks noChangeAspect="1"/>
@@ -5688,7 +5688,7 @@
                   <pic:spPr>
                     <a:xfrm>
                       <a:off x="0" y="0"/>
-                      <a:ext cx="6583680" cy="4572000"/>
+                      <a:ext cx="5029200" cy="3492500"/>
                     </a:xfrm>
                     <a:prstGeom prst="rect"/>
                   </pic:spPr>
@@ -6681,7 +6681,7 @@
       <w:r>
         <w:drawing>
           <wp:inline xmlns:a="http://schemas.openxmlformats.org/drawingml/2006/main" xmlns:pic="http://schemas.openxmlformats.org/drawingml/2006/picture">
-            <wp:extent cx="6766560" cy="4389120"/>
+            <wp:extent cx="5029200" cy="3262184"/>
             <wp:docPr id="2" name="Picture 2"/>
             <wp:cNvGraphicFramePr>
               <a:graphicFrameLocks noChangeAspect="1"/>
@@ -6702,7 +6702,7 @@
                   <pic:spPr>
                     <a:xfrm>
                       <a:off x="0" y="0"/>
-                      <a:ext cx="6766560" cy="4389120"/>
+                      <a:ext cx="5029200" cy="3262184"/>
                     </a:xfrm>
                     <a:prstGeom prst="rect"/>
                   </pic:spPr>
@@ -6973,7 +6973,7 @@
       <w:r>
         <w:drawing>
           <wp:inline xmlns:a="http://schemas.openxmlformats.org/drawingml/2006/main" xmlns:pic="http://schemas.openxmlformats.org/drawingml/2006/picture">
-            <wp:extent cx="7680960" cy="2112264"/>
+            <wp:extent cx="5029200" cy="1383030"/>
             <wp:docPr id="3" name="Picture 3"/>
             <wp:cNvGraphicFramePr>
               <a:graphicFrameLocks noChangeAspect="1"/>
@@ -6994,7 +6994,7 @@
                   <pic:spPr>
                     <a:xfrm>
                       <a:off x="0" y="0"/>
-                      <a:ext cx="7680960" cy="2112264"/>
+                      <a:ext cx="5029200" cy="1383030"/>
                     </a:xfrm>
                     <a:prstGeom prst="rect"/>
                   </pic:spPr>
@@ -7105,7 +7105,7 @@
       <w:r>
         <w:drawing>
           <wp:inline xmlns:a="http://schemas.openxmlformats.org/drawingml/2006/main" xmlns:pic="http://schemas.openxmlformats.org/drawingml/2006/picture">
-            <wp:extent cx="6949440" cy="1911095"/>
+            <wp:extent cx="5029200" cy="1383029"/>
             <wp:docPr id="4" name="Picture 4"/>
             <wp:cNvGraphicFramePr>
               <a:graphicFrameLocks noChangeAspect="1"/>
@@ -7126,7 +7126,7 @@
                   <pic:spPr>
                     <a:xfrm>
                       <a:off x="0" y="0"/>
-                      <a:ext cx="6949440" cy="1911095"/>
+                      <a:ext cx="5029200" cy="1383029"/>
                     </a:xfrm>
                     <a:prstGeom prst="rect"/>
                   </pic:spPr>
@@ -7281,7 +7281,7 @@
       <w:r>
         <w:drawing>
           <wp:inline xmlns:a="http://schemas.openxmlformats.org/drawingml/2006/main" xmlns:pic="http://schemas.openxmlformats.org/drawingml/2006/picture">
-            <wp:extent cx="6949440" cy="3332988"/>
+            <wp:extent cx="5029200" cy="2412031"/>
             <wp:docPr id="5" name="Picture 5"/>
             <wp:cNvGraphicFramePr>
               <a:graphicFrameLocks noChangeAspect="1"/>
@@ -7302,7 +7302,7 @@
                   <pic:spPr>
                     <a:xfrm>
                       <a:off x="0" y="0"/>
-                      <a:ext cx="6949440" cy="3332988"/>
+                      <a:ext cx="5029200" cy="2412031"/>
                     </a:xfrm>
                     <a:prstGeom prst="rect"/>
                   </pic:spPr>
@@ -7559,7 +7559,7 @@
       <w:r>
         <w:drawing>
           <wp:inline xmlns:a="http://schemas.openxmlformats.org/drawingml/2006/main" xmlns:pic="http://schemas.openxmlformats.org/drawingml/2006/picture">
-            <wp:extent cx="6949440" cy="3332988"/>
+            <wp:extent cx="5029200" cy="2412031"/>
             <wp:docPr id="6" name="Picture 6"/>
             <wp:cNvGraphicFramePr>
               <a:graphicFrameLocks noChangeAspect="1"/>
@@ -7580,7 +7580,7 @@
                   <pic:spPr>
                     <a:xfrm>
                       <a:off x="0" y="0"/>
-                      <a:ext cx="6949440" cy="3332988"/>
+                      <a:ext cx="5029200" cy="2412031"/>
                     </a:xfrm>
                     <a:prstGeom prst="rect"/>
                   </pic:spPr>
@@ -7634,7 +7634,7 @@
       <w:r>
         <w:drawing>
           <wp:inline xmlns:a="http://schemas.openxmlformats.org/drawingml/2006/main" xmlns:pic="http://schemas.openxmlformats.org/drawingml/2006/picture">
-            <wp:extent cx="6583680" cy="2926080"/>
+            <wp:extent cx="5029200" cy="2235200"/>
             <wp:docPr id="7" name="Picture 7"/>
             <wp:cNvGraphicFramePr>
               <a:graphicFrameLocks noChangeAspect="1"/>
@@ -7655,7 +7655,7 @@
                   <pic:spPr>
                     <a:xfrm>
                       <a:off x="0" y="0"/>
-                      <a:ext cx="6583680" cy="2926080"/>
+                      <a:ext cx="5029200" cy="2235200"/>
                     </a:xfrm>
                     <a:prstGeom prst="rect"/>
                   </pic:spPr>
@@ -7832,7 +7832,7 @@
       <w:r>
         <w:drawing>
           <wp:inline xmlns:a="http://schemas.openxmlformats.org/drawingml/2006/main" xmlns:pic="http://schemas.openxmlformats.org/drawingml/2006/picture">
-            <wp:extent cx="6949440" cy="3332988"/>
+            <wp:extent cx="5029200" cy="2412031"/>
             <wp:docPr id="8" name="Picture 8"/>
             <wp:cNvGraphicFramePr>
               <a:graphicFrameLocks noChangeAspect="1"/>
@@ -7853,7 +7853,7 @@
                   <pic:spPr>
                     <a:xfrm>
                       <a:off x="0" y="0"/>
-                      <a:ext cx="6949440" cy="3332988"/>
+                      <a:ext cx="5029200" cy="2412031"/>
                     </a:xfrm>
                     <a:prstGeom prst="rect"/>
                   </pic:spPr>
@@ -8093,7 +8093,7 @@
       <w:r>
         <w:drawing>
           <wp:inline xmlns:a="http://schemas.openxmlformats.org/drawingml/2006/main" xmlns:pic="http://schemas.openxmlformats.org/drawingml/2006/picture">
-            <wp:extent cx="6949440" cy="3332988"/>
+            <wp:extent cx="5029200" cy="2412031"/>
             <wp:docPr id="9" name="Picture 9"/>
             <wp:cNvGraphicFramePr>
               <a:graphicFrameLocks noChangeAspect="1"/>
@@ -8114,7 +8114,7 @@
                   <pic:spPr>
                     <a:xfrm>
                       <a:off x="0" y="0"/>
-                      <a:ext cx="6949440" cy="3332988"/>
+                      <a:ext cx="5029200" cy="2412031"/>
                     </a:xfrm>
                     <a:prstGeom prst="rect"/>
                   </pic:spPr>
@@ -8321,7 +8321,7 @@
       <w:r>
         <w:drawing>
           <wp:inline xmlns:a="http://schemas.openxmlformats.org/drawingml/2006/main" xmlns:pic="http://schemas.openxmlformats.org/drawingml/2006/picture">
-            <wp:extent cx="6949440" cy="3332988"/>
+            <wp:extent cx="5029200" cy="2412031"/>
             <wp:docPr id="10" name="Picture 10"/>
             <wp:cNvGraphicFramePr>
               <a:graphicFrameLocks noChangeAspect="1"/>
@@ -8342,7 +8342,7 @@
                   <pic:spPr>
                     <a:xfrm>
                       <a:off x="0" y="0"/>
-                      <a:ext cx="6949440" cy="3332988"/>
+                      <a:ext cx="5029200" cy="2412031"/>
                     </a:xfrm>
                     <a:prstGeom prst="rect"/>
                   </pic:spPr>
@@ -8531,7 +8531,7 @@
       <w:r>
         <w:drawing>
           <wp:inline xmlns:a="http://schemas.openxmlformats.org/drawingml/2006/main" xmlns:pic="http://schemas.openxmlformats.org/drawingml/2006/picture">
-            <wp:extent cx="7863840" cy="2162556"/>
+            <wp:extent cx="5029200" cy="1383030"/>
             <wp:docPr id="11" name="Picture 11"/>
             <wp:cNvGraphicFramePr>
               <a:graphicFrameLocks noChangeAspect="1"/>
@@ -8552,7 +8552,7 @@
                   <pic:spPr>
                     <a:xfrm>
                       <a:off x="0" y="0"/>
-                      <a:ext cx="7863840" cy="2162556"/>
+                      <a:ext cx="5029200" cy="1383030"/>
                     </a:xfrm>
                     <a:prstGeom prst="rect"/>
                   </pic:spPr>
@@ -8788,7 +8788,7 @@
       <w:r>
         <w:drawing>
           <wp:inline xmlns:a="http://schemas.openxmlformats.org/drawingml/2006/main" xmlns:pic="http://schemas.openxmlformats.org/drawingml/2006/picture">
-            <wp:extent cx="6583680" cy="4201668"/>
+            <wp:extent cx="5029200" cy="3209608"/>
             <wp:docPr id="12" name="Picture 12"/>
             <wp:cNvGraphicFramePr>
               <a:graphicFrameLocks noChangeAspect="1"/>
@@ -8809,7 +8809,7 @@
                   <pic:spPr>
                     <a:xfrm>
                       <a:off x="0" y="0"/>
-                      <a:ext cx="6583680" cy="4201668"/>
+                      <a:ext cx="5029200" cy="3209608"/>
                     </a:xfrm>
                     <a:prstGeom prst="rect"/>
                   </pic:spPr>
@@ -11143,7 +11143,7 @@
       <w:r>
         <w:drawing>
           <wp:inline xmlns:a="http://schemas.openxmlformats.org/drawingml/2006/main" xmlns:pic="http://schemas.openxmlformats.org/drawingml/2006/picture">
-            <wp:extent cx="6766560" cy="4754880"/>
+            <wp:extent cx="5029200" cy="3534032"/>
             <wp:docPr id="13" name="Picture 13"/>
             <wp:cNvGraphicFramePr>
               <a:graphicFrameLocks noChangeAspect="1"/>
@@ -11164,7 +11164,7 @@
                   <pic:spPr>
                     <a:xfrm>
                       <a:off x="0" y="0"/>
-                      <a:ext cx="6766560" cy="4754880"/>
+                      <a:ext cx="5029200" cy="3534032"/>
                     </a:xfrm>
                     <a:prstGeom prst="rect"/>
                   </pic:spPr>
@@ -17515,7 +17515,7 @@
       <w:r>
         <w:drawing>
           <wp:inline xmlns:a="http://schemas.openxmlformats.org/drawingml/2006/main" xmlns:pic="http://schemas.openxmlformats.org/drawingml/2006/picture">
-            <wp:extent cx="6766560" cy="5303520"/>
+            <wp:extent cx="5029200" cy="3941805"/>
             <wp:docPr id="14" name="Picture 14"/>
             <wp:cNvGraphicFramePr>
               <a:graphicFrameLocks noChangeAspect="1"/>
@@ -17536,7 +17536,7 @@
                   <pic:spPr>
                     <a:xfrm>
                       <a:off x="0" y="0"/>
-                      <a:ext cx="6766560" cy="5303520"/>
+                      <a:ext cx="5029200" cy="3941805"/>
                     </a:xfrm>
                     <a:prstGeom prst="rect"/>
                   </pic:spPr>
